--- a/templates/shipping-2-sideways.docx
+++ b/templates/shipping-2-sideways.docx
@@ -1,6 +1,6 @@
 
 <file path=word/document.xml><?xml version="1.0" encoding="utf-8"?>
-<w:document xmlns:w="http://schemas.openxmlformats.org/wordprocessingml/2006/main">
+<w:document xmlns:w="http://schemas.openxmlformats.org/wordprocessingml/2006/main" xmlns:r="http://schemas.openxmlformats.org/officeDocument/2006/relationships">
   <w:body>
     <w:tbl>
       <w:tblPr>
@@ -104,6 +104,10 @@
       <w:spacing w:before="648"/>
     </w:pPr>
   </w:style>
+  <w:style w:type="paragraph" w:styleId="Header">
+    <w:name w:val="header"/>
+    <w:basedOn w:val="Normal"/>
+  </w:style>
   <w:style w:type="table" w:default="1" w:styleId="TableNormal">
     <w:name w:val="Normal Table"/>
     <w:uiPriority w:val="99"/>

--- a/templates/shipping-2-sideways.docx
+++ b/templates/shipping-2-sideways.docx
@@ -66,12 +66,42 @@
       </w:pPr>
     </w:p>
     <w:sectPr>
+      <w:headerReference w:type="default" r:id="rId3"/>
+      <w:footerReference w:type="default" r:id="rId4"/>
       <w:pgSz w:w="15840" w:h="12240" w:orient="landscape"/>
       <w:pgMar w:top="0" w:right="0" w:bottom="0" w:left="0" w:header="0" w:footer="0" w:gutter="0"/>
       <w:cols w:space="720"/>
     </w:sectPr>
   </w:body>
 </w:document>
+</file>
+
+<file path=word/footer1.xml><?xml version="1.0" encoding="utf-8"?>
+<w:ftr xmlns:w="http://schemas.openxmlformats.org/wordprocessingml/2006/main" xmlns:r="http://schemas.openxmlformats.org/officeDocument/2006/relationships">
+  <w:p>
+    <w:pPr>
+      <w:spacing w:before="0" w:after="0" w:line="20" w:lineRule="exact"/>
+      <w:rPr>
+        <w:sz w:val="2"/>
+        <w:szCs w:val="2"/>
+      </w:rPr>
+    </w:pPr>
+  </w:p>
+</w:ftr>
+</file>
+
+<file path=word/header1.xml><?xml version="1.0" encoding="utf-8"?>
+<w:hdr xmlns:w="http://schemas.openxmlformats.org/wordprocessingml/2006/main" xmlns:r="http://schemas.openxmlformats.org/officeDocument/2006/relationships">
+  <w:p>
+    <w:pPr>
+      <w:spacing w:before="0" w:after="0" w:line="20" w:lineRule="exact"/>
+      <w:rPr>
+        <w:sz w:val="2"/>
+        <w:szCs w:val="2"/>
+      </w:rPr>
+    </w:pPr>
+  </w:p>
+</w:hdr>
 </file>
 
 <file path=word/styles.xml><?xml version="1.0" encoding="utf-8"?>
